--- a/docs/da-content/search.docx
+++ b/docs/da-content/search.docx
@@ -104,9 +104,17 @@
             <w:r>
               <w:t>{</w:t>
               <w:br/>
-              <w:t>"dc:subject": {</w:t>
+              <w:t>"productCategory": {</w:t>
               <w:br/>
-              <w:t>"label": "Keywords",</w:t>
+              <w:t>"label": "Category",</w:t>
+              <w:br/>
+              <w:t>"type": "string"</w:t>
+              <w:br/>
+              <w:t>},</w:t>
+              <w:br/>
+              <w:t>"campaign": {</w:t>
+              <w:br/>
+              <w:t>"label": "Campaign",</w:t>
               <w:br/>
               <w:t>"type": "string"</w:t>
               <w:br/>

--- a/docs/da-content/search.docx
+++ b/docs/da-content/search.docx
@@ -123,6 +123,14 @@
               <w:t>"dc:format": {</w:t>
               <w:br/>
               <w:t>"label": "Format",</w:t>
+              <w:br/>
+              <w:t>"type": "string"</w:t>
+              <w:br/>
+              <w:t>},</w:t>
+              <w:br/>
+              <w:t>"downloadedRecently": {</w:t>
+              <w:br/>
+              <w:t>"label": "Downloaded Recently",</w:t>
               <w:br/>
               <w:t>"type": "string"</w:t>
               <w:br/>

--- a/docs/da-content/search.docx
+++ b/docs/da-content/search.docx
@@ -128,11 +128,11 @@
               <w:br/>
               <w:t>},</w:t>
               <w:br/>
-              <w:t>"downloadedRecently": {</w:t>
+              <w:t>"lastDownloadedAt": {</w:t>
               <w:br/>
               <w:t>"label": "Downloaded Recently",</w:t>
               <w:br/>
-              <w:t>"type": "string"</w:t>
+              <w:t>"type": "date"</w:t>
               <w:br/>
               <w:t>}</w:t>
               <w:br/>

--- a/docs/da-content/search.docx
+++ b/docs/da-content/search.docx
@@ -36,7 +36,9 @@
             <w:tcW w:type="dxa" w:w="4320"/>
           </w:tcPr>
           <w:p>
-            <w:r/>
+            <w:r>
+              <w:t>enableSemanticSearch</w:t>
+            </w:r>
           </w:p>
         </w:tc>
         <w:tc>
@@ -44,7 +46,31 @@
             <w:tcW w:type="dxa" w:w="4320"/>
           </w:tcPr>
           <w:p>
-            <w:r/>
+            <w:r>
+              <w:t>true</w:t>
+            </w:r>
+          </w:p>
+        </w:tc>
+      </w:tr>
+      <w:tr>
+        <w:tc>
+          <w:tcPr>
+            <w:tcW w:type="dxa" w:w="4320"/>
+          </w:tcPr>
+          <w:p>
+            <w:r>
+              <w:t>enableNaturalLanguageSearch</w:t>
+            </w:r>
+          </w:p>
+        </w:tc>
+        <w:tc>
+          <w:tcPr>
+            <w:tcW w:type="dxa" w:w="4320"/>
+          </w:tcPr>
+          <w:p>
+            <w:r>
+              <w:t>true</w:t>
+            </w:r>
           </w:p>
         </w:tc>
       </w:tr>

--- a/docs/da-content/search.docx
+++ b/docs/da-content/search.docx
@@ -38,28 +38,6 @@
           <w:p>
             <w:r>
               <w:t>enableSemanticSearch</w:t>
-            </w:r>
-          </w:p>
-        </w:tc>
-        <w:tc>
-          <w:tcPr>
-            <w:tcW w:type="dxa" w:w="4320"/>
-          </w:tcPr>
-          <w:p>
-            <w:r>
-              <w:t>true</w:t>
-            </w:r>
-          </w:p>
-        </w:tc>
-      </w:tr>
-      <w:tr>
-        <w:tc>
-          <w:tcPr>
-            <w:tcW w:type="dxa" w:w="4320"/>
-          </w:tcPr>
-          <w:p>
-            <w:r>
-              <w:t>enableNaturalLanguageSearch</w:t>
             </w:r>
           </w:p>
         </w:tc>

--- a/docs/da-content/search.docx
+++ b/docs/da-content/search.docx
@@ -36,7 +36,9 @@
             <w:tcW w:type="dxa" w:w="4320"/>
           </w:tcPr>
           <w:p>
-            <w:r/>
+            <w:r>
+              <w:t>enableSemanticSearch</w:t>
+            </w:r>
           </w:p>
         </w:tc>
         <w:tc>
@@ -44,7 +46,9 @@
             <w:tcW w:type="dxa" w:w="4320"/>
           </w:tcPr>
           <w:p>
-            <w:r/>
+            <w:r>
+              <w:t>true</w:t>
+            </w:r>
           </w:p>
         </w:tc>
       </w:tr>
